--- a/Reporte del proyecto Joystick Simulador de avión2.docx
+++ b/Reporte del proyecto Joystick Simulador de avión2.docx
@@ -40,49 +40,109 @@
     </w:p>
     <w:p>
       <w:r>
-        <w:t xml:space="preserve">Nuestro grupo avanzo con </w:t>
-      </w:r>
-      <w:proofErr w:type="gramStart"/>
-      <w:r>
-        <w:t>los plano</w:t>
-      </w:r>
-      <w:proofErr w:type="gramEnd"/>
-      <w:r>
-        <w:t xml:space="preserve"> </w:t>
-      </w:r>
-      <w:proofErr w:type="spellStart"/>
-      <w:r>
-        <w:t>de el</w:t>
-      </w:r>
-      <w:proofErr w:type="spellEnd"/>
+        <w:t>Nuestro grupo avanzo con los plano</w:t>
+      </w:r>
+      <w:r>
+        <w:t>s</w:t>
+      </w:r>
+      <w:r>
+        <w:t xml:space="preserve"> de</w:t>
+      </w:r>
+      <w:r>
+        <w:t>l</w:t>
+      </w:r>
       <w:r>
         <w:t xml:space="preserve"> prototipo del joystick simulador de </w:t>
       </w:r>
       <w:r>
-        <w:t xml:space="preserve">avión, finalizando los plano </w:t>
+        <w:t xml:space="preserve">avión, finalizando </w:t>
+      </w:r>
+      <w:r>
+        <w:t>con el funcionamiento</w:t>
       </w:r>
     </w:p>
     <w:p>
       <w:r>
         <w:t xml:space="preserve">Tarea programada para hoy a la tarde:  armar una </w:t>
       </w:r>
-      <w:proofErr w:type="spellStart"/>
-      <w:r>
-        <w:t>explicacion</w:t>
-      </w:r>
-      <w:proofErr w:type="spellEnd"/>
-      <w:r>
-        <w:t xml:space="preserve">  y después explicar el funcionamiento del jo</w:t>
+      <w:r>
+        <w:t>explicación</w:t>
+      </w:r>
+      <w:r>
+        <w:t xml:space="preserve"> y después explicar el funcionamiento del jo</w:t>
       </w:r>
       <w:r>
         <w:t>y</w:t>
       </w:r>
+      <w:r>
+        <w:t xml:space="preserve">stick </w:t>
+      </w:r>
+    </w:p>
+    <w:p>
       <w:bookmarkStart w:id="0" w:name="_GoBack"/>
       <w:bookmarkEnd w:id="0"/>
-      <w:r>
-        <w:t xml:space="preserve">stick </w:t>
-      </w:r>
     </w:p>
+    <w:p>
+      <w:r>
+        <w:t xml:space="preserve">El plano del joystick está inspirado en los </w:t>
+      </w:r>
+      <w:proofErr w:type="spellStart"/>
+      <w:r>
+        <w:t>stick</w:t>
+      </w:r>
+      <w:proofErr w:type="spellEnd"/>
+      <w:r>
+        <w:t xml:space="preserve"> de PlayStation (PS4 y PS5), porque es algo que tenemos a nuestro alcance y que todos pueden entender fácilmente.</w:t>
+      </w:r>
+      <w:r>
+        <w:rPr>
+          <w:noProof/>
+        </w:rPr>
+        <w:drawing>
+          <wp:inline distT="0" distB="0" distL="0" distR="0">
+            <wp:extent cx="5400040" cy="3479800"/>
+            <wp:effectExtent l="0" t="0" r="0" b="6350"/>
+            <wp:docPr id="1" name="Imagen 1"/>
+            <wp:cNvGraphicFramePr>
+              <a:graphicFrameLocks xmlns:a="http://schemas.openxmlformats.org/drawingml/2006/main" noChangeAspect="1"/>
+            </wp:cNvGraphicFramePr>
+            <a:graphic xmlns:a="http://schemas.openxmlformats.org/drawingml/2006/main">
+              <a:graphicData uri="http://schemas.openxmlformats.org/drawingml/2006/picture">
+                <pic:pic xmlns:pic="http://schemas.openxmlformats.org/drawingml/2006/picture">
+                  <pic:nvPicPr>
+                    <pic:cNvPr id="1" name="5712432b-0cc8-4829-8d33-42d1bbc05e9c.jpeg"/>
+                    <pic:cNvPicPr/>
+                  </pic:nvPicPr>
+                  <pic:blipFill>
+                    <a:blip r:embed="rId4" cstate="print">
+                      <a:extLst>
+                        <a:ext uri="{28A0092B-C50C-407E-A947-70E740481C1C}">
+                          <a14:useLocalDpi xmlns:a14="http://schemas.microsoft.com/office/drawing/2010/main" val="0"/>
+                        </a:ext>
+                      </a:extLst>
+                    </a:blip>
+                    <a:stretch>
+                      <a:fillRect/>
+                    </a:stretch>
+                  </pic:blipFill>
+                  <pic:spPr>
+                    <a:xfrm>
+                      <a:off x="0" y="0"/>
+                      <a:ext cx="5400040" cy="3479800"/>
+                    </a:xfrm>
+                    <a:prstGeom prst="rect">
+                      <a:avLst/>
+                    </a:prstGeom>
+                  </pic:spPr>
+                </pic:pic>
+              </a:graphicData>
+            </a:graphic>
+          </wp:inline>
+        </w:drawing>
+      </w:r>
+    </w:p>
+    <w:p/>
+    <w:p/>
     <w:sectPr>
       <w:pgSz w:w="11906" w:h="16838"/>
       <w:pgMar w:top="1417" w:right="1701" w:bottom="1417" w:left="1701" w:header="708" w:footer="708" w:gutter="0"/>
